--- a/physics_course/word/lesson08.docx
+++ b/physics_course/word/lesson08.docx
@@ -21,43 +21,39 @@
         <w:rPr>
           <w:sz w:val="24"/>
         </w:rPr>
-        <w:t>ข้อ p1_l08_001: วัตถุมวล 3 kg เคลื่อนที่ด้วยความเร็ว 4 m/s มีโมเมนตัมเท่าใด</w:t>
+        <w:t>1. วัตถุมวล 3 kg เคลื่อนที่ด้วยความเร็ว 4 m/s มีโมเมนตัมเท่าใด</w:t>
       </w:r>
     </w:p>
     <w:p>
       <w:pPr>
-        <w:pStyle w:val="ListBullet"/>
         <w:ind w:left="720"/>
       </w:pPr>
       <w:r>
-        <w:t xml:space="preserve">    ก</w:t>
+        <w:t xml:space="preserve">    1. ก</w:t>
       </w:r>
     </w:p>
     <w:p>
       <w:pPr>
-        <w:pStyle w:val="ListBullet"/>
         <w:ind w:left="720"/>
       </w:pPr>
       <w:r>
-        <w:t xml:space="preserve">    ข</w:t>
+        <w:t xml:space="preserve">    2. ข</w:t>
       </w:r>
     </w:p>
     <w:p>
       <w:pPr>
-        <w:pStyle w:val="ListBullet"/>
         <w:ind w:left="720"/>
       </w:pPr>
       <w:r>
-        <w:t xml:space="preserve">    ค</w:t>
+        <w:t xml:space="preserve">    3. ค</w:t>
       </w:r>
     </w:p>
     <w:p>
       <w:pPr>
-        <w:pStyle w:val="ListBullet"/>
         <w:ind w:left="720"/>
       </w:pPr>
       <w:r>
-        <w:t xml:space="preserve">    ง</w:t>
+        <w:t xml:space="preserve">    4. ง</w:t>
       </w:r>
     </w:p>
     <w:p/>
@@ -66,7 +62,7 @@
         <w:rPr>
           <w:sz w:val="24"/>
         </w:rPr>
-        <w:t>ข้อ p1_l08_002: วัตถุมวล 5 kg มีโมเมนตัม 20 kg·m/s วัตถุเคลื่อนที่ด้วยความเร็วเท่าใด</w:t>
+        <w:t>2. วัตถุมวล 5 kg มีโมเมนตัม 20 kg·m/s วัตถุเคลื่อนที่ด้วยความเร็วเท่าใด</w:t>
       </w:r>
     </w:p>
     <w:p>
@@ -82,7 +78,7 @@
               <a:graphicData uri="http://schemas.openxmlformats.org/drawingml/2006/picture">
                 <pic:pic>
                   <pic:nvPicPr>
-                    <pic:cNvPr id="0" name="physics_img_q1_l08_002.png"/>
+                    <pic:cNvPr id="0" name="physics_img_2.png"/>
                     <pic:cNvPicPr/>
                   </pic:nvPicPr>
                   <pic:blipFill>
@@ -108,38 +104,34 @@
     <w:p/>
     <w:p>
       <w:pPr>
-        <w:pStyle w:val="ListBullet"/>
         <w:ind w:left="720"/>
       </w:pPr>
       <w:r>
-        <w:t xml:space="preserve">    ก</w:t>
+        <w:t xml:space="preserve">    1. ก</w:t>
       </w:r>
     </w:p>
     <w:p>
       <w:pPr>
-        <w:pStyle w:val="ListBullet"/>
         <w:ind w:left="720"/>
       </w:pPr>
       <w:r>
-        <w:t xml:space="preserve">    ข</w:t>
+        <w:t xml:space="preserve">    2. ข</w:t>
       </w:r>
     </w:p>
     <w:p>
       <w:pPr>
-        <w:pStyle w:val="ListBullet"/>
         <w:ind w:left="720"/>
       </w:pPr>
       <w:r>
-        <w:t xml:space="preserve">    ค</w:t>
+        <w:t xml:space="preserve">    3. ค</w:t>
       </w:r>
     </w:p>
     <w:p>
       <w:pPr>
-        <w:pStyle w:val="ListBullet"/>
         <w:ind w:left="720"/>
       </w:pPr>
       <w:r>
-        <w:t xml:space="preserve">    ง</w:t>
+        <w:t xml:space="preserve">    4. ง</w:t>
       </w:r>
     </w:p>
     <w:p/>
@@ -148,43 +140,39 @@
         <w:rPr>
           <w:sz w:val="24"/>
         </w:rPr>
-        <w:t>ข้อ p1_l08_003: วัตถุ A มวล 2 kg วิ่งด้วยความเร็ว 6 m/s ชนกับวัตถุ B ที่อยู่กับที่ (มวล 4 kg) แบบไม่ยืดหยุ่น ความเร็วหลังชนเป็นเท่าใด</w:t>
+        <w:t>3. วัตถุ A มวล 2 kg วิ่งด้วยความเร็ว 6 m/s ชนกับวัตถุ B ที่อยู่กับที่ (มวล 4 kg) แบบไม่ยืดหยุ่น ความเร็วหลังชนเป็นเท่าใด</w:t>
       </w:r>
     </w:p>
     <w:p>
       <w:pPr>
-        <w:pStyle w:val="ListBullet"/>
         <w:ind w:left="720"/>
       </w:pPr>
       <w:r>
-        <w:t xml:space="preserve">    ก</w:t>
+        <w:t xml:space="preserve">    1. ก</w:t>
       </w:r>
     </w:p>
     <w:p>
       <w:pPr>
-        <w:pStyle w:val="ListBullet"/>
         <w:ind w:left="720"/>
       </w:pPr>
       <w:r>
-        <w:t xml:space="preserve">    ข</w:t>
+        <w:t xml:space="preserve">    2. ข</w:t>
       </w:r>
     </w:p>
     <w:p>
       <w:pPr>
-        <w:pStyle w:val="ListBullet"/>
         <w:ind w:left="720"/>
       </w:pPr>
       <w:r>
-        <w:t xml:space="preserve">    ค</w:t>
+        <w:t xml:space="preserve">    3. ค</w:t>
       </w:r>
     </w:p>
     <w:p>
       <w:pPr>
-        <w:pStyle w:val="ListBullet"/>
         <w:ind w:left="720"/>
       </w:pPr>
       <w:r>
-        <w:t xml:space="preserve">    ง</w:t>
+        <w:t xml:space="preserve">    4. ง</w:t>
       </w:r>
     </w:p>
     <w:p/>
@@ -193,7 +181,7 @@
         <w:rPr>
           <w:sz w:val="24"/>
         </w:rPr>
-        <w:t>ข้อ p1_l08_004: วัตถุ A มวล 3 kg วิ่งด้วยความเร็ว 4 m/s ชนกับวัตถุ B มวล 2 kg ที่อยู่กับที่ แบบยืดหยุ่น วัตถุ B จะมีความเร็วหลังชนเท่าใด</w:t>
+        <w:t>4. วัตถุ A มวล 3 kg วิ่งด้วยความเร็ว 4 m/s ชนกับวัตถุ B มวล 2 kg ที่อยู่กับที่ แบบยืดหยุ่น วัตถุ B จะมีความเร็วหลังชนเท่าใด</w:t>
       </w:r>
     </w:p>
     <w:p>
@@ -209,7 +197,7 @@
               <a:graphicData uri="http://schemas.openxmlformats.org/drawingml/2006/picture">
                 <pic:pic>
                   <pic:nvPicPr>
-                    <pic:cNvPr id="0" name="physics_img_q1_l08_004.png"/>
+                    <pic:cNvPr id="0" name="physics_img_4.png"/>
                     <pic:cNvPicPr/>
                   </pic:nvPicPr>
                   <pic:blipFill>
@@ -235,38 +223,34 @@
     <w:p/>
     <w:p>
       <w:pPr>
-        <w:pStyle w:val="ListBullet"/>
         <w:ind w:left="720"/>
       </w:pPr>
       <w:r>
-        <w:t xml:space="preserve">    ก</w:t>
+        <w:t xml:space="preserve">    1. ก</w:t>
       </w:r>
     </w:p>
     <w:p>
       <w:pPr>
-        <w:pStyle w:val="ListBullet"/>
         <w:ind w:left="720"/>
       </w:pPr>
       <w:r>
-        <w:t xml:space="preserve">    ข</w:t>
+        <w:t xml:space="preserve">    2. ข</w:t>
       </w:r>
     </w:p>
     <w:p>
       <w:pPr>
-        <w:pStyle w:val="ListBullet"/>
         <w:ind w:left="720"/>
       </w:pPr>
       <w:r>
-        <w:t xml:space="preserve">    ค</w:t>
+        <w:t xml:space="preserve">    3. ค</w:t>
       </w:r>
     </w:p>
     <w:p>
       <w:pPr>
-        <w:pStyle w:val="ListBullet"/>
         <w:ind w:left="720"/>
       </w:pPr>
       <w:r>
-        <w:t xml:space="preserve">    ง</w:t>
+        <w:t xml:space="preserve">    4. ง</w:t>
       </w:r>
     </w:p>
     <w:p/>
@@ -275,43 +259,39 @@
         <w:rPr>
           <w:sz w:val="24"/>
         </w:rPr>
-        <w:t>ข้อ p1_l08_005: ลูกบอลมวล 0.5 kg กระทบผนังด้วยความเร็ว 10 m/s แล้วสะท้อนกลับด้วยความเร็ว 8 m/s impulse ที่ผนังรับมีค่าเท่าใด</w:t>
+        <w:t>5. ลูกบอลมวล 0.5 kg กระทบผนังด้วยความเร็ว 10 m/s แล้วสะท้อนกลับด้วยความเร็ว 8 m/s impulse ที่ผนังรับมีค่าเท่าใด</w:t>
       </w:r>
     </w:p>
     <w:p>
       <w:pPr>
-        <w:pStyle w:val="ListBullet"/>
         <w:ind w:left="720"/>
       </w:pPr>
       <w:r>
-        <w:t xml:space="preserve">    ก</w:t>
+        <w:t xml:space="preserve">    1. ก</w:t>
       </w:r>
     </w:p>
     <w:p>
       <w:pPr>
-        <w:pStyle w:val="ListBullet"/>
         <w:ind w:left="720"/>
       </w:pPr>
       <w:r>
-        <w:t xml:space="preserve">    ข</w:t>
+        <w:t xml:space="preserve">    2. ข</w:t>
       </w:r>
     </w:p>
     <w:p>
       <w:pPr>
-        <w:pStyle w:val="ListBullet"/>
         <w:ind w:left="720"/>
       </w:pPr>
       <w:r>
-        <w:t xml:space="preserve">    ค</w:t>
+        <w:t xml:space="preserve">    3. ค</w:t>
       </w:r>
     </w:p>
     <w:p>
       <w:pPr>
-        <w:pStyle w:val="ListBullet"/>
         <w:ind w:left="720"/>
       </w:pPr>
       <w:r>
-        <w:t xml:space="preserve">    ง</w:t>
+        <w:t xml:space="preserve">    4. ง</w:t>
       </w:r>
     </w:p>
     <w:p/>
@@ -320,43 +300,39 @@
         <w:rPr>
           <w:sz w:val="24"/>
         </w:rPr>
-        <w:t>ข้อ p1_l08_006: ถ้าไม่มีแรงภายนอกกระทำต่อระบบ ข้อใดต่อไปนี้ถูกต้อง</w:t>
+        <w:t>6. ถ้าไม่มีแรงภายนอกกระทำต่อระบบ ข้อใดต่อไปนี้ถูกต้อง</w:t>
       </w:r>
     </w:p>
     <w:p>
       <w:pPr>
-        <w:pStyle w:val="ListBullet"/>
         <w:ind w:left="720"/>
       </w:pPr>
       <w:r>
-        <w:t xml:space="preserve">    ก</w:t>
+        <w:t xml:space="preserve">    1. ก</w:t>
       </w:r>
     </w:p>
     <w:p>
       <w:pPr>
-        <w:pStyle w:val="ListBullet"/>
         <w:ind w:left="720"/>
       </w:pPr>
       <w:r>
-        <w:t xml:space="preserve">    ข</w:t>
+        <w:t xml:space="preserve">    2. ข</w:t>
       </w:r>
     </w:p>
     <w:p>
       <w:pPr>
-        <w:pStyle w:val="ListBullet"/>
         <w:ind w:left="720"/>
       </w:pPr>
       <w:r>
-        <w:t xml:space="preserve">    ค</w:t>
+        <w:t xml:space="preserve">    3. ค</w:t>
       </w:r>
     </w:p>
     <w:p>
       <w:pPr>
-        <w:pStyle w:val="ListBullet"/>
         <w:ind w:left="720"/>
       </w:pPr>
       <w:r>
-        <w:t xml:space="preserve">    ง</w:t>
+        <w:t xml:space="preserve">    4. ง</w:t>
       </w:r>
     </w:p>
     <w:p/>
@@ -365,43 +341,39 @@
         <w:rPr>
           <w:sz w:val="24"/>
         </w:rPr>
-        <w:t>ข้อ p1_l08_007: รถบรรทุกมวล 2000 kg วิ่งด้วยความเร็ว 20 m/s ชนกับรถเก๋งมวล 1000 kg ที่อยู่กับที่ แล้วเคลื่อนที่ติดไปด้วยกัน ความเร็วหลังชนเป็นเท่าใด</w:t>
+        <w:t>7. รถบรรทุกมวล 2000 kg วิ่งด้วยความเร็ว 20 m/s ชนกับรถเก๋งมวล 1000 kg ที่อยู่กับที่ แล้วเคลื่อนที่ติดไปด้วยกัน ความเร็วหลังชนเป็นเท่าใด</w:t>
       </w:r>
     </w:p>
     <w:p>
       <w:pPr>
-        <w:pStyle w:val="ListBullet"/>
         <w:ind w:left="720"/>
       </w:pPr>
       <w:r>
-        <w:t xml:space="preserve">    ก</w:t>
+        <w:t xml:space="preserve">    1. ก</w:t>
       </w:r>
     </w:p>
     <w:p>
       <w:pPr>
-        <w:pStyle w:val="ListBullet"/>
         <w:ind w:left="720"/>
       </w:pPr>
       <w:r>
-        <w:t xml:space="preserve">    ข</w:t>
+        <w:t xml:space="preserve">    2. ข</w:t>
       </w:r>
     </w:p>
     <w:p>
       <w:pPr>
-        <w:pStyle w:val="ListBullet"/>
         <w:ind w:left="720"/>
       </w:pPr>
       <w:r>
-        <w:t xml:space="preserve">    ค</w:t>
+        <w:t xml:space="preserve">    3. ค</w:t>
       </w:r>
     </w:p>
     <w:p>
       <w:pPr>
-        <w:pStyle w:val="ListBullet"/>
         <w:ind w:left="720"/>
       </w:pPr>
       <w:r>
-        <w:t xml:space="preserve">    ง</w:t>
+        <w:t xml:space="preserve">    4. ง</w:t>
       </w:r>
     </w:p>
     <w:p/>
@@ -410,187 +382,7 @@
         <w:rPr>
           <w:sz w:val="24"/>
         </w:rPr>
-        <w:t>ข้อ p1_l08_008: หน่วยของโมเมนตัมในระบบ SI คือข้อใด</w:t>
-      </w:r>
-    </w:p>
-    <w:p>
-      <w:pPr>
-        <w:pStyle w:val="ListBullet"/>
-        <w:ind w:left="720"/>
-      </w:pPr>
-      <w:r>
-        <w:t xml:space="preserve">    ก</w:t>
-      </w:r>
-    </w:p>
-    <w:p>
-      <w:pPr>
-        <w:pStyle w:val="ListBullet"/>
-        <w:ind w:left="720"/>
-      </w:pPr>
-      <w:r>
-        <w:t xml:space="preserve">    ข</w:t>
-      </w:r>
-    </w:p>
-    <w:p>
-      <w:pPr>
-        <w:pStyle w:val="ListBullet"/>
-        <w:ind w:left="720"/>
-      </w:pPr>
-      <w:r>
-        <w:t xml:space="preserve">    ค</w:t>
-      </w:r>
-    </w:p>
-    <w:p>
-      <w:pPr>
-        <w:pStyle w:val="ListBullet"/>
-        <w:ind w:left="720"/>
-      </w:pPr>
-      <w:r>
-        <w:t xml:space="preserve">    ง</w:t>
-      </w:r>
-    </w:p>
-    <w:p/>
-    <w:p>
-      <w:r>
-        <w:rPr>
-          <w:sz w:val="24"/>
-        </w:rPr>
-        <w:t>ข้อ p1_l08_009: วัตถุ A และ B มีมวลเท่ากัน วัตถุ A วิ่งด้วยความเร็ว 10 m/s ชนกับ B ที่อยู่กับที่แบบยืดหยุ่น หลังชน A จะมีความเร็วเท่าใด</w:t>
-      </w:r>
-    </w:p>
-    <w:p>
-      <w:pPr>
-        <w:pStyle w:val="ListBullet"/>
-        <w:ind w:left="720"/>
-      </w:pPr>
-      <w:r>
-        <w:t xml:space="preserve">    ก</w:t>
-      </w:r>
-    </w:p>
-    <w:p>
-      <w:pPr>
-        <w:pStyle w:val="ListBullet"/>
-        <w:ind w:left="720"/>
-      </w:pPr>
-      <w:r>
-        <w:t xml:space="preserve">    ข</w:t>
-      </w:r>
-    </w:p>
-    <w:p>
-      <w:pPr>
-        <w:pStyle w:val="ListBullet"/>
-        <w:ind w:left="720"/>
-      </w:pPr>
-      <w:r>
-        <w:t xml:space="preserve">    ค</w:t>
-      </w:r>
-    </w:p>
-    <w:p>
-      <w:pPr>
-        <w:pStyle w:val="ListBullet"/>
-        <w:ind w:left="720"/>
-      </w:pPr>
-      <w:r>
-        <w:t xml:space="preserve">    ง</w:t>
-      </w:r>
-    </w:p>
-    <w:p/>
-    <w:p>
-      <w:r>
-        <w:rPr>
-          <w:sz w:val="24"/>
-        </w:rPr>
-        <w:t>ข้อ p1_l08_010: ลูกบอลมวล 0.2 kg ตกกระทบพื้นด้วยความเร็ว 5 m/s แล้วกระเด้งขึ้นด้วยความเร็ว 3 m/s ในเวลา 0.01 s แรงเฉลี่ยที่พื้นกระทำต่อลูกบอลมีค่าเท่าใด</w:t>
-      </w:r>
-    </w:p>
-    <w:p>
-      <w:pPr>
-        <w:pStyle w:val="ListBullet"/>
-        <w:ind w:left="720"/>
-      </w:pPr>
-      <w:r>
-        <w:t xml:space="preserve">    ก</w:t>
-      </w:r>
-    </w:p>
-    <w:p>
-      <w:pPr>
-        <w:pStyle w:val="ListBullet"/>
-        <w:ind w:left="720"/>
-      </w:pPr>
-      <w:r>
-        <w:t xml:space="preserve">    ข</w:t>
-      </w:r>
-    </w:p>
-    <w:p>
-      <w:pPr>
-        <w:pStyle w:val="ListBullet"/>
-        <w:ind w:left="720"/>
-      </w:pPr>
-      <w:r>
-        <w:t xml:space="preserve">    ค</w:t>
-      </w:r>
-    </w:p>
-    <w:p>
-      <w:pPr>
-        <w:pStyle w:val="ListBullet"/>
-        <w:ind w:left="720"/>
-      </w:pPr>
-      <w:r>
-        <w:t xml:space="preserve">    ง</w:t>
-      </w:r>
-    </w:p>
-    <w:p/>
-    <w:p>
-      <w:r>
-        <w:rPr>
-          <w:sz w:val="24"/>
-        </w:rPr>
-        <w:t>ข้อ p1_l08_011: ข้อใดต่อไปนี้เป็นลักษณะของการชนแบบไม่ยืดหยุ่น</w:t>
-      </w:r>
-    </w:p>
-    <w:p>
-      <w:pPr>
-        <w:pStyle w:val="ListBullet"/>
-        <w:ind w:left="720"/>
-      </w:pPr>
-      <w:r>
-        <w:t xml:space="preserve">    ก</w:t>
-      </w:r>
-    </w:p>
-    <w:p>
-      <w:pPr>
-        <w:pStyle w:val="ListBullet"/>
-        <w:ind w:left="720"/>
-      </w:pPr>
-      <w:r>
-        <w:t xml:space="preserve">    ข</w:t>
-      </w:r>
-    </w:p>
-    <w:p>
-      <w:pPr>
-        <w:pStyle w:val="ListBullet"/>
-        <w:ind w:left="720"/>
-      </w:pPr>
-      <w:r>
-        <w:t xml:space="preserve">    ค</w:t>
-      </w:r>
-    </w:p>
-    <w:p>
-      <w:pPr>
-        <w:pStyle w:val="ListBullet"/>
-        <w:ind w:left="720"/>
-      </w:pPr>
-      <w:r>
-        <w:t xml:space="preserve">    ง</w:t>
-      </w:r>
-    </w:p>
-    <w:p/>
-    <w:p>
-      <w:r>
-        <w:rPr>
-          <w:sz w:val="24"/>
-        </w:rPr>
-        <w:t>ข้อ p1_l08_012: ในการชนแบบยืดหยุ่น ข้อใดต่อไปนี้ถูกต้อง</w:t>
+        <w:t>8. หน่วยของโมเมนตัมในระบบ SI คือข้อใด</w:t>
       </w:r>
     </w:p>
     <w:p>
@@ -606,7 +398,204 @@
               <a:graphicData uri="http://schemas.openxmlformats.org/drawingml/2006/picture">
                 <pic:pic>
                   <pic:nvPicPr>
-                    <pic:cNvPr id="0" name="physics_img_q1_l08_004.png"/>
+                    <pic:cNvPr id="0" name="physics_img_2.png"/>
+                    <pic:cNvPicPr/>
+                  </pic:nvPicPr>
+                  <pic:blipFill>
+                    <a:blip r:embed="rId9"/>
+                    <a:stretch>
+                      <a:fillRect/>
+                    </a:stretch>
+                  </pic:blipFill>
+                  <pic:spPr>
+                    <a:xfrm>
+                      <a:off x="0" y="0"/>
+                      <a:ext cx="1828800" cy="1359877"/>
+                    </a:xfrm>
+                    <a:prstGeom prst="rect"/>
+                  </pic:spPr>
+                </pic:pic>
+              </a:graphicData>
+            </a:graphic>
+          </wp:inline>
+        </w:drawing>
+      </w:r>
+    </w:p>
+    <w:p/>
+    <w:p>
+      <w:pPr>
+        <w:ind w:left="720"/>
+      </w:pPr>
+      <w:r>
+        <w:t xml:space="preserve">    1. ก</w:t>
+      </w:r>
+    </w:p>
+    <w:p>
+      <w:pPr>
+        <w:ind w:left="720"/>
+      </w:pPr>
+      <w:r>
+        <w:t xml:space="preserve">    2. ข</w:t>
+      </w:r>
+    </w:p>
+    <w:p>
+      <w:pPr>
+        <w:ind w:left="720"/>
+      </w:pPr>
+      <w:r>
+        <w:t xml:space="preserve">    3. ค</w:t>
+      </w:r>
+    </w:p>
+    <w:p>
+      <w:pPr>
+        <w:ind w:left="720"/>
+      </w:pPr>
+      <w:r>
+        <w:t xml:space="preserve">    4. ง</w:t>
+      </w:r>
+    </w:p>
+    <w:p/>
+    <w:p>
+      <w:r>
+        <w:rPr>
+          <w:sz w:val="24"/>
+        </w:rPr>
+        <w:t>9. วัตถุ A และ B มีมวลเท่ากัน วัตถุ A วิ่งด้วยความเร็ว 10 m/s ชนกับ B ที่อยู่กับที่แบบยืดหยุ่น หลังชน A จะมีความเร็วเท่าใด</w:t>
+      </w:r>
+    </w:p>
+    <w:p>
+      <w:pPr>
+        <w:ind w:left="720"/>
+      </w:pPr>
+      <w:r>
+        <w:t xml:space="preserve">    1. ก</w:t>
+      </w:r>
+    </w:p>
+    <w:p>
+      <w:pPr>
+        <w:ind w:left="720"/>
+      </w:pPr>
+      <w:r>
+        <w:t xml:space="preserve">    2. ข</w:t>
+      </w:r>
+    </w:p>
+    <w:p>
+      <w:pPr>
+        <w:ind w:left="720"/>
+      </w:pPr>
+      <w:r>
+        <w:t xml:space="preserve">    3. ค</w:t>
+      </w:r>
+    </w:p>
+    <w:p>
+      <w:pPr>
+        <w:ind w:left="720"/>
+      </w:pPr>
+      <w:r>
+        <w:t xml:space="preserve">    4. ง</w:t>
+      </w:r>
+    </w:p>
+    <w:p/>
+    <w:p>
+      <w:r>
+        <w:rPr>
+          <w:sz w:val="24"/>
+        </w:rPr>
+        <w:t>10. ลูกบอลมวล 0.2 kg ตกกระทบพื้นด้วยความเร็ว 5 m/s แล้วกระเด้งขึ้นด้วยความเร็ว 3 m/s ในเวลา 0.01 s แรงเฉลี่ยที่พื้นกระทำต่อลูกบอลมีค่าเท่าใด</w:t>
+      </w:r>
+    </w:p>
+    <w:p>
+      <w:r>
+        <w:drawing>
+          <wp:inline xmlns:a="http://schemas.openxmlformats.org/drawingml/2006/main" xmlns:pic="http://schemas.openxmlformats.org/drawingml/2006/picture">
+            <wp:extent cx="1828800" cy="1359877"/>
+            <wp:docPr id="4" name="Picture 4"/>
+            <wp:cNvGraphicFramePr>
+              <a:graphicFrameLocks noChangeAspect="1"/>
+            </wp:cNvGraphicFramePr>
+            <a:graphic>
+              <a:graphicData uri="http://schemas.openxmlformats.org/drawingml/2006/picture">
+                <pic:pic>
+                  <pic:nvPicPr>
+                    <pic:cNvPr id="0" name="physics_img_10.png"/>
+                    <pic:cNvPicPr/>
+                  </pic:nvPicPr>
+                  <pic:blipFill>
+                    <a:blip r:embed="rId11"/>
+                    <a:stretch>
+                      <a:fillRect/>
+                    </a:stretch>
+                  </pic:blipFill>
+                  <pic:spPr>
+                    <a:xfrm>
+                      <a:off x="0" y="0"/>
+                      <a:ext cx="1828800" cy="1359877"/>
+                    </a:xfrm>
+                    <a:prstGeom prst="rect"/>
+                  </pic:spPr>
+                </pic:pic>
+              </a:graphicData>
+            </a:graphic>
+          </wp:inline>
+        </w:drawing>
+      </w:r>
+    </w:p>
+    <w:p/>
+    <w:p>
+      <w:pPr>
+        <w:ind w:left="720"/>
+      </w:pPr>
+      <w:r>
+        <w:t xml:space="preserve">    1. ก</w:t>
+      </w:r>
+    </w:p>
+    <w:p>
+      <w:pPr>
+        <w:ind w:left="720"/>
+      </w:pPr>
+      <w:r>
+        <w:t xml:space="preserve">    2. ข</w:t>
+      </w:r>
+    </w:p>
+    <w:p>
+      <w:pPr>
+        <w:ind w:left="720"/>
+      </w:pPr>
+      <w:r>
+        <w:t xml:space="preserve">    3. ค</w:t>
+      </w:r>
+    </w:p>
+    <w:p>
+      <w:pPr>
+        <w:ind w:left="720"/>
+      </w:pPr>
+      <w:r>
+        <w:t xml:space="preserve">    4. ง</w:t>
+      </w:r>
+    </w:p>
+    <w:p/>
+    <w:p>
+      <w:r>
+        <w:rPr>
+          <w:sz w:val="24"/>
+        </w:rPr>
+        <w:t>11. ข้อใดต่อไปนี้เป็นลักษณะของการชนแบบไม่ยืดหยุ่น</w:t>
+      </w:r>
+    </w:p>
+    <w:p>
+      <w:r>
+        <w:drawing>
+          <wp:inline xmlns:a="http://schemas.openxmlformats.org/drawingml/2006/main" xmlns:pic="http://schemas.openxmlformats.org/drawingml/2006/picture">
+            <wp:extent cx="1828800" cy="1359877"/>
+            <wp:docPr id="5" name="Picture 5"/>
+            <wp:cNvGraphicFramePr>
+              <a:graphicFrameLocks noChangeAspect="1"/>
+            </wp:cNvGraphicFramePr>
+            <a:graphic>
+              <a:graphicData uri="http://schemas.openxmlformats.org/drawingml/2006/picture">
+                <pic:pic>
+                  <pic:nvPicPr>
+                    <pic:cNvPr id="0" name="physics_img_4.png"/>
                     <pic:cNvPicPr/>
                   </pic:nvPicPr>
                   <pic:blipFill>
@@ -632,38 +621,34 @@
     <w:p/>
     <w:p>
       <w:pPr>
-        <w:pStyle w:val="ListBullet"/>
         <w:ind w:left="720"/>
       </w:pPr>
       <w:r>
-        <w:t xml:space="preserve">    ก</w:t>
+        <w:t xml:space="preserve">    1. ก</w:t>
       </w:r>
     </w:p>
     <w:p>
       <w:pPr>
-        <w:pStyle w:val="ListBullet"/>
         <w:ind w:left="720"/>
       </w:pPr>
       <w:r>
-        <w:t xml:space="preserve">    ข</w:t>
+        <w:t xml:space="preserve">    2. ข</w:t>
       </w:r>
     </w:p>
     <w:p>
       <w:pPr>
-        <w:pStyle w:val="ListBullet"/>
         <w:ind w:left="720"/>
       </w:pPr>
       <w:r>
-        <w:t xml:space="preserve">    ค</w:t>
+        <w:t xml:space="preserve">    3. ค</w:t>
       </w:r>
     </w:p>
     <w:p>
       <w:pPr>
-        <w:pStyle w:val="ListBullet"/>
         <w:ind w:left="720"/>
       </w:pPr>
       <w:r>
-        <w:t xml:space="preserve">    ง</w:t>
+        <w:t xml:space="preserve">    4. ง</w:t>
       </w:r>
     </w:p>
     <w:p/>
@@ -672,97 +657,7 @@
         <w:rPr>
           <w:sz w:val="24"/>
         </w:rPr>
-        <w:t>ข้อ p1_l08_013: ปืนมวล 4 kg ยิงกระสุนมวล 0.05 kg ออกไปด้วยความเร็ว 400 m/s ปืนจะเคลื่อนที่ถอยหลังด้วยความเร็วเท่าใด</w:t>
-      </w:r>
-    </w:p>
-    <w:p>
-      <w:pPr>
-        <w:pStyle w:val="ListBullet"/>
-        <w:ind w:left="720"/>
-      </w:pPr>
-      <w:r>
-        <w:t xml:space="preserve">    ก</w:t>
-      </w:r>
-    </w:p>
-    <w:p>
-      <w:pPr>
-        <w:pStyle w:val="ListBullet"/>
-        <w:ind w:left="720"/>
-      </w:pPr>
-      <w:r>
-        <w:t xml:space="preserve">    ข</w:t>
-      </w:r>
-    </w:p>
-    <w:p>
-      <w:pPr>
-        <w:pStyle w:val="ListBullet"/>
-        <w:ind w:left="720"/>
-      </w:pPr>
-      <w:r>
-        <w:t xml:space="preserve">    ค</w:t>
-      </w:r>
-    </w:p>
-    <w:p>
-      <w:pPr>
-        <w:pStyle w:val="ListBullet"/>
-        <w:ind w:left="720"/>
-      </w:pPr>
-      <w:r>
-        <w:t xml:space="preserve">    ง</w:t>
-      </w:r>
-    </w:p>
-    <w:p/>
-    <w:p>
-      <w:r>
-        <w:rPr>
-          <w:sz w:val="24"/>
-        </w:rPr>
-        <w:t>ข้อ p1_l08_014: วัตถุ A มวล 2 kg วิ่งไปทางขวาด้วยความเร็ว 3 m/s และวัตถุ B มวล 4 kg วิ่งไปทางซ้ายด้วยความเร็ว 2 m/s โมเมนตัมรวมเป็นเท่าใด</w:t>
-      </w:r>
-    </w:p>
-    <w:p>
-      <w:pPr>
-        <w:pStyle w:val="ListBullet"/>
-        <w:ind w:left="720"/>
-      </w:pPr>
-      <w:r>
-        <w:t xml:space="preserve">    ก</w:t>
-      </w:r>
-    </w:p>
-    <w:p>
-      <w:pPr>
-        <w:pStyle w:val="ListBullet"/>
-        <w:ind w:left="720"/>
-      </w:pPr>
-      <w:r>
-        <w:t xml:space="preserve">    ข</w:t>
-      </w:r>
-    </w:p>
-    <w:p>
-      <w:pPr>
-        <w:pStyle w:val="ListBullet"/>
-        <w:ind w:left="720"/>
-      </w:pPr>
-      <w:r>
-        <w:t xml:space="preserve">    ค</w:t>
-      </w:r>
-    </w:p>
-    <w:p>
-      <w:pPr>
-        <w:pStyle w:val="ListBullet"/>
-        <w:ind w:left="720"/>
-      </w:pPr>
-      <w:r>
-        <w:t xml:space="preserve">    ง</w:t>
-      </w:r>
-    </w:p>
-    <w:p/>
-    <w:p>
-      <w:r>
-        <w:rPr>
-          <w:sz w:val="24"/>
-        </w:rPr>
-        <w:t>ข้อ p1_l08_015: วัตถุ A มวล 1 kg วิ่งด้วยความเร็ว 6 m/s ชนกับ B มวล 3 kg ที่อยู่กับที่แบบยืดหยุ่น ความเร็วของ A และ B หลังชนเป็นเท่าใด</w:t>
+        <w:t>12. ในการชนแบบยืดหยุ่น ข้อใดต่อไปนี้ถูกต้อง</w:t>
       </w:r>
     </w:p>
     <w:p>
@@ -770,7 +665,7 @@
         <w:drawing>
           <wp:inline xmlns:a="http://schemas.openxmlformats.org/drawingml/2006/main" xmlns:pic="http://schemas.openxmlformats.org/drawingml/2006/picture">
             <wp:extent cx="1828800" cy="1359877"/>
-            <wp:docPr id="4" name="Picture 4"/>
+            <wp:docPr id="6" name="Picture 6"/>
             <wp:cNvGraphicFramePr>
               <a:graphicFrameLocks noChangeAspect="1"/>
             </wp:cNvGraphicFramePr>
@@ -778,7 +673,7 @@
               <a:graphicData uri="http://schemas.openxmlformats.org/drawingml/2006/picture">
                 <pic:pic>
                   <pic:nvPicPr>
-                    <pic:cNvPr id="0" name="physics_img_q1_l08_004.png"/>
+                    <pic:cNvPr id="0" name="physics_img_4.png"/>
                     <pic:cNvPicPr/>
                   </pic:nvPicPr>
                   <pic:blipFill>
@@ -804,38 +699,34 @@
     <w:p/>
     <w:p>
       <w:pPr>
-        <w:pStyle w:val="ListBullet"/>
         <w:ind w:left="720"/>
       </w:pPr>
       <w:r>
-        <w:t xml:space="preserve">    ก</w:t>
+        <w:t xml:space="preserve">    1. ก</w:t>
       </w:r>
     </w:p>
     <w:p>
       <w:pPr>
-        <w:pStyle w:val="ListBullet"/>
         <w:ind w:left="720"/>
       </w:pPr>
       <w:r>
-        <w:t xml:space="preserve">    ข</w:t>
+        <w:t xml:space="preserve">    2. ข</w:t>
       </w:r>
     </w:p>
     <w:p>
       <w:pPr>
-        <w:pStyle w:val="ListBullet"/>
         <w:ind w:left="720"/>
       </w:pPr>
       <w:r>
-        <w:t xml:space="preserve">    ค</w:t>
+        <w:t xml:space="preserve">    3. ค</w:t>
       </w:r>
     </w:p>
     <w:p>
       <w:pPr>
-        <w:pStyle w:val="ListBullet"/>
         <w:ind w:left="720"/>
       </w:pPr>
       <w:r>
-        <w:t xml:space="preserve">    ง</w:t>
+        <w:t xml:space="preserve">    4. ง</w:t>
       </w:r>
     </w:p>
     <w:p/>
@@ -844,43 +735,39 @@
         <w:rPr>
           <w:sz w:val="24"/>
         </w:rPr>
-        <w:t>ข้อ p1_l08_016: impulse มีหน่วยเหมือนกับข้อใด</w:t>
+        <w:t>13. ปืนมวล 4 kg ยิงกระสุนมวล 0.05 kg ออกไปด้วยความเร็ว 400 m/s ปืนจะเคลื่อนที่ถอยหลังด้วยความเร็วเท่าใด</w:t>
       </w:r>
     </w:p>
     <w:p>
       <w:pPr>
-        <w:pStyle w:val="ListBullet"/>
         <w:ind w:left="720"/>
       </w:pPr>
       <w:r>
-        <w:t xml:space="preserve">    ก</w:t>
+        <w:t xml:space="preserve">    1. ก</w:t>
       </w:r>
     </w:p>
     <w:p>
       <w:pPr>
-        <w:pStyle w:val="ListBullet"/>
         <w:ind w:left="720"/>
       </w:pPr>
       <w:r>
-        <w:t xml:space="preserve">    ข</w:t>
+        <w:t xml:space="preserve">    2. ข</w:t>
       </w:r>
     </w:p>
     <w:p>
       <w:pPr>
-        <w:pStyle w:val="ListBullet"/>
         <w:ind w:left="720"/>
       </w:pPr>
       <w:r>
-        <w:t xml:space="preserve">    ค</w:t>
+        <w:t xml:space="preserve">    3. ค</w:t>
       </w:r>
     </w:p>
     <w:p>
       <w:pPr>
-        <w:pStyle w:val="ListBullet"/>
         <w:ind w:left="720"/>
       </w:pPr>
       <w:r>
-        <w:t xml:space="preserve">    ง</w:t>
+        <w:t xml:space="preserve">    4. ง</w:t>
       </w:r>
     </w:p>
     <w:p/>
@@ -889,7 +776,171 @@
         <w:rPr>
           <w:sz w:val="24"/>
         </w:rPr>
-        <w:t>ข้อ p1_l08_017: รถ A มวล 1500 kg วิ่งด้วยความเร็ว 20 m/s ชนกับรถ B มวล 1500 kg ที่วิ่งด้วยความเร็ว 10 m/s ในทิศเดียวกัน แล้วติดกันไป ความเร็วหลังชนเป็นเท่าใด</w:t>
+        <w:t>14. วัตถุ A มวล 2 kg วิ่งไปทางขวาด้วยความเร็ว 3 m/s และวัตถุ B มวล 4 kg วิ่งไปทางซ้ายด้วยความเร็ว 2 m/s โมเมนตัมรวมเป็นเท่าใด</w:t>
+      </w:r>
+    </w:p>
+    <w:p>
+      <w:pPr>
+        <w:ind w:left="720"/>
+      </w:pPr>
+      <w:r>
+        <w:t xml:space="preserve">    1. ก</w:t>
+      </w:r>
+    </w:p>
+    <w:p>
+      <w:pPr>
+        <w:ind w:left="720"/>
+      </w:pPr>
+      <w:r>
+        <w:t xml:space="preserve">    2. ข</w:t>
+      </w:r>
+    </w:p>
+    <w:p>
+      <w:pPr>
+        <w:ind w:left="720"/>
+      </w:pPr>
+      <w:r>
+        <w:t xml:space="preserve">    3. ค</w:t>
+      </w:r>
+    </w:p>
+    <w:p>
+      <w:pPr>
+        <w:ind w:left="720"/>
+      </w:pPr>
+      <w:r>
+        <w:t xml:space="preserve">    4. ง</w:t>
+      </w:r>
+    </w:p>
+    <w:p/>
+    <w:p>
+      <w:r>
+        <w:rPr>
+          <w:sz w:val="24"/>
+        </w:rPr>
+        <w:t>15. วัตถุ A มวล 1 kg วิ่งด้วยความเร็ว 6 m/s ชนกับ B มวล 3 kg ที่อยู่กับที่แบบยืดหยุ่น ความเร็วของ A และ B หลังชนเป็นเท่าใด</w:t>
+      </w:r>
+    </w:p>
+    <w:p>
+      <w:pPr>
+        <w:ind w:left="720"/>
+      </w:pPr>
+      <w:r>
+        <w:t xml:space="preserve">    1. ก</w:t>
+      </w:r>
+    </w:p>
+    <w:p>
+      <w:pPr>
+        <w:ind w:left="720"/>
+      </w:pPr>
+      <w:r>
+        <w:t xml:space="preserve">    2. ข</w:t>
+      </w:r>
+    </w:p>
+    <w:p>
+      <w:pPr>
+        <w:ind w:left="720"/>
+      </w:pPr>
+      <w:r>
+        <w:t xml:space="preserve">    3. ค</w:t>
+      </w:r>
+    </w:p>
+    <w:p>
+      <w:pPr>
+        <w:ind w:left="720"/>
+      </w:pPr>
+      <w:r>
+        <w:t xml:space="preserve">    4. ง</w:t>
+      </w:r>
+    </w:p>
+    <w:p/>
+    <w:p>
+      <w:r>
+        <w:rPr>
+          <w:sz w:val="24"/>
+        </w:rPr>
+        <w:t>16. impulse มีหน่วยเหมือนกับข้อใด</w:t>
+      </w:r>
+    </w:p>
+    <w:p>
+      <w:pPr>
+        <w:ind w:left="720"/>
+      </w:pPr>
+      <w:r>
+        <w:t xml:space="preserve">    1. ก</w:t>
+      </w:r>
+    </w:p>
+    <w:p>
+      <w:pPr>
+        <w:ind w:left="720"/>
+      </w:pPr>
+      <w:r>
+        <w:t xml:space="preserve">    2. ข</w:t>
+      </w:r>
+    </w:p>
+    <w:p>
+      <w:pPr>
+        <w:ind w:left="720"/>
+      </w:pPr>
+      <w:r>
+        <w:t xml:space="preserve">    3. ค</w:t>
+      </w:r>
+    </w:p>
+    <w:p>
+      <w:pPr>
+        <w:ind w:left="720"/>
+      </w:pPr>
+      <w:r>
+        <w:t xml:space="preserve">    4. ง</w:t>
+      </w:r>
+    </w:p>
+    <w:p/>
+    <w:p>
+      <w:r>
+        <w:rPr>
+          <w:sz w:val="24"/>
+        </w:rPr>
+        <w:t>17. รถ A มวล 1500 kg วิ่งด้วยความเร็ว 20 m/s ชนกับรถ B มวล 1500 kg ที่วิ่งด้วยความเร็ว 10 m/s ในทิศเดียวกัน แล้วติดกันไป ความเร็วหลังชนเป็นเท่าใด</w:t>
+      </w:r>
+    </w:p>
+    <w:p>
+      <w:pPr>
+        <w:ind w:left="720"/>
+      </w:pPr>
+      <w:r>
+        <w:t xml:space="preserve">    1. ก</w:t>
+      </w:r>
+    </w:p>
+    <w:p>
+      <w:pPr>
+        <w:ind w:left="720"/>
+      </w:pPr>
+      <w:r>
+        <w:t xml:space="preserve">    2. ข</w:t>
+      </w:r>
+    </w:p>
+    <w:p>
+      <w:pPr>
+        <w:ind w:left="720"/>
+      </w:pPr>
+      <w:r>
+        <w:t xml:space="preserve">    3. ค</w:t>
+      </w:r>
+    </w:p>
+    <w:p>
+      <w:pPr>
+        <w:ind w:left="720"/>
+      </w:pPr>
+      <w:r>
+        <w:t xml:space="preserve">    4. ง</w:t>
+      </w:r>
+    </w:p>
+    <w:p/>
+    <w:p>
+      <w:r>
+        <w:rPr>
+          <w:sz w:val="24"/>
+        </w:rPr>
+        <w:t>18. จรวดมวล 100 kg พ่นแก๊สออกไปด้านหลังด้วยความเร็ว 200 m/s จรวดจะมีความเร็วเท่าใด (สมมติเริ่มต้นอยู่กับที่)</w:t>
       </w:r>
     </w:p>
     <w:p>
@@ -897,7 +948,7 @@
         <w:drawing>
           <wp:inline xmlns:a="http://schemas.openxmlformats.org/drawingml/2006/main" xmlns:pic="http://schemas.openxmlformats.org/drawingml/2006/picture">
             <wp:extent cx="1828800" cy="1359877"/>
-            <wp:docPr id="5" name="Picture 5"/>
+            <wp:docPr id="7" name="Picture 7"/>
             <wp:cNvGraphicFramePr>
               <a:graphicFrameLocks noChangeAspect="1"/>
             </wp:cNvGraphicFramePr>
@@ -905,7 +956,126 @@
               <a:graphicData uri="http://schemas.openxmlformats.org/drawingml/2006/picture">
                 <pic:pic>
                   <pic:nvPicPr>
-                    <pic:cNvPr id="0" name="physics_img_q1_l08_004.png"/>
+                    <pic:cNvPr id="0" name="physics_img_18.png"/>
+                    <pic:cNvPicPr/>
+                  </pic:nvPicPr>
+                  <pic:blipFill>
+                    <a:blip r:embed="rId12"/>
+                    <a:stretch>
+                      <a:fillRect/>
+                    </a:stretch>
+                  </pic:blipFill>
+                  <pic:spPr>
+                    <a:xfrm>
+                      <a:off x="0" y="0"/>
+                      <a:ext cx="1828800" cy="1359877"/>
+                    </a:xfrm>
+                    <a:prstGeom prst="rect"/>
+                  </pic:spPr>
+                </pic:pic>
+              </a:graphicData>
+            </a:graphic>
+          </wp:inline>
+        </w:drawing>
+      </w:r>
+    </w:p>
+    <w:p/>
+    <w:p>
+      <w:pPr>
+        <w:ind w:left="720"/>
+      </w:pPr>
+      <w:r>
+        <w:t xml:space="preserve">    1. ก</w:t>
+      </w:r>
+    </w:p>
+    <w:p>
+      <w:pPr>
+        <w:ind w:left="720"/>
+      </w:pPr>
+      <w:r>
+        <w:t xml:space="preserve">    2. ข</w:t>
+      </w:r>
+    </w:p>
+    <w:p>
+      <w:pPr>
+        <w:ind w:left="720"/>
+      </w:pPr>
+      <w:r>
+        <w:t xml:space="preserve">    3. ค</w:t>
+      </w:r>
+    </w:p>
+    <w:p>
+      <w:pPr>
+        <w:ind w:left="720"/>
+      </w:pPr>
+      <w:r>
+        <w:t xml:space="preserve">    4. ง</w:t>
+      </w:r>
+    </w:p>
+    <w:p/>
+    <w:p>
+      <w:r>
+        <w:rPr>
+          <w:sz w:val="24"/>
+        </w:rPr>
+        <w:t>19. ลูกบอลเทนนิสมวล 0.06 kg ถูกตีด้วยแรงเฉลี่ย 300 N เป็นเวลา 0.02 s ความเร็วของลูกบอลหลังถูกตีเป็นเท่าใด (สมมติเริ่มจากหยุดนิ่ง)</w:t>
+      </w:r>
+    </w:p>
+    <w:p>
+      <w:pPr>
+        <w:ind w:left="720"/>
+      </w:pPr>
+      <w:r>
+        <w:t xml:space="preserve">    1. ก</w:t>
+      </w:r>
+    </w:p>
+    <w:p>
+      <w:pPr>
+        <w:ind w:left="720"/>
+      </w:pPr>
+      <w:r>
+        <w:t xml:space="preserve">    2. ข</w:t>
+      </w:r>
+    </w:p>
+    <w:p>
+      <w:pPr>
+        <w:ind w:left="720"/>
+      </w:pPr>
+      <w:r>
+        <w:t xml:space="preserve">    3. ค</w:t>
+      </w:r>
+    </w:p>
+    <w:p>
+      <w:pPr>
+        <w:ind w:left="720"/>
+      </w:pPr>
+      <w:r>
+        <w:t xml:space="preserve">    4. ง</w:t>
+      </w:r>
+    </w:p>
+    <w:p/>
+    <w:p>
+      <w:r>
+        <w:rPr>
+          <w:sz w:val="24"/>
+        </w:rPr>
+        <w:t>20. วัตถุ A มวล 2 kg วิ่งด้วยความเร็ว 5 m/s ชนกับ B มวล 3 kg ที่วิ่งด้วยความเร็ว 2 m/s ในทิศตรงข้าม แบบไม่ยืดหยุ่น ความเร็วหลังชนเป็นเท่าใด</w:t>
+      </w:r>
+    </w:p>
+    <w:p>
+      <w:r>
+        <w:drawing>
+          <wp:inline xmlns:a="http://schemas.openxmlformats.org/drawingml/2006/main" xmlns:pic="http://schemas.openxmlformats.org/drawingml/2006/picture">
+            <wp:extent cx="1828800" cy="1359877"/>
+            <wp:docPr id="8" name="Picture 8"/>
+            <wp:cNvGraphicFramePr>
+              <a:graphicFrameLocks noChangeAspect="1"/>
+            </wp:cNvGraphicFramePr>
+            <a:graphic>
+              <a:graphicData uri="http://schemas.openxmlformats.org/drawingml/2006/picture">
+                <pic:pic>
+                  <pic:nvPicPr>
+                    <pic:cNvPr id="0" name="physics_img_4.png"/>
                     <pic:cNvPicPr/>
                   </pic:nvPicPr>
                   <pic:blipFill>
@@ -931,38 +1101,34 @@
     <w:p/>
     <w:p>
       <w:pPr>
-        <w:pStyle w:val="ListBullet"/>
         <w:ind w:left="720"/>
       </w:pPr>
       <w:r>
-        <w:t xml:space="preserve">    ก</w:t>
+        <w:t xml:space="preserve">    1. ก</w:t>
       </w:r>
     </w:p>
     <w:p>
       <w:pPr>
-        <w:pStyle w:val="ListBullet"/>
         <w:ind w:left="720"/>
       </w:pPr>
       <w:r>
-        <w:t xml:space="preserve">    ข</w:t>
+        <w:t xml:space="preserve">    2. ข</w:t>
       </w:r>
     </w:p>
     <w:p>
       <w:pPr>
-        <w:pStyle w:val="ListBullet"/>
         <w:ind w:left="720"/>
       </w:pPr>
       <w:r>
-        <w:t xml:space="preserve">    ค</w:t>
+        <w:t xml:space="preserve">    3. ค</w:t>
       </w:r>
     </w:p>
     <w:p>
       <w:pPr>
-        <w:pStyle w:val="ListBullet"/>
         <w:ind w:left="720"/>
       </w:pPr>
       <w:r>
-        <w:t xml:space="preserve">    ง</w:t>
+        <w:t xml:space="preserve">    4. ง</w:t>
       </w:r>
     </w:p>
     <w:p/>
@@ -971,43 +1137,39 @@
         <w:rPr>
           <w:sz w:val="24"/>
         </w:rPr>
-        <w:t>ข้อ p1_l08_018: จรวดมวล 100 kg พ่นแก๊สออกไปด้านหลังด้วยความเร็ว 200 m/s จรวดจะมีความเร็วเท่าใด (สมมติเริ่มต้นอยู่กับที่)</w:t>
+        <w:t>21. ในการชนแบบยืดหยุ่น ถ้าวัตถุเบามากๆ (m₂ &gt;&gt; m₁) วิ่งเข้าชนวัตถุเบามากๆ ที่อยู่กับที่ วัตถุเบาจะเคลื่อนที่ออกไปด้วยความเร็วประมาณเท่าใด</w:t>
       </w:r>
     </w:p>
     <w:p>
       <w:pPr>
-        <w:pStyle w:val="ListBullet"/>
         <w:ind w:left="720"/>
       </w:pPr>
       <w:r>
-        <w:t xml:space="preserve">    ก</w:t>
+        <w:t xml:space="preserve">    1. ก</w:t>
       </w:r>
     </w:p>
     <w:p>
       <w:pPr>
-        <w:pStyle w:val="ListBullet"/>
         <w:ind w:left="720"/>
       </w:pPr>
       <w:r>
-        <w:t xml:space="preserve">    ข</w:t>
+        <w:t xml:space="preserve">    2. ข</w:t>
       </w:r>
     </w:p>
     <w:p>
       <w:pPr>
-        <w:pStyle w:val="ListBullet"/>
         <w:ind w:left="720"/>
       </w:pPr>
       <w:r>
-        <w:t xml:space="preserve">    ค</w:t>
+        <w:t xml:space="preserve">    3. ค</w:t>
       </w:r>
     </w:p>
     <w:p>
       <w:pPr>
-        <w:pStyle w:val="ListBullet"/>
         <w:ind w:left="720"/>
       </w:pPr>
       <w:r>
-        <w:t xml:space="preserve">    ง</w:t>
+        <w:t xml:space="preserve">    4. ง</w:t>
       </w:r>
     </w:p>
     <w:p/>
@@ -1016,7 +1178,7 @@
         <w:rPr>
           <w:sz w:val="24"/>
         </w:rPr>
-        <w:t>ข้อ p1_l08_019: ลูกบอลเทนนิสมวล 0.06 kg ถูกตีด้วยแรงเฉลี่ย 300 N เป็นเวลา 0.02 s ความเร็วของลูกบอลหลังถูกตีเป็นเท่าใด (สมมติเริ่มจากหยุดนิ่ง)</w:t>
+        <w:t>22. ถ้าแรงลัพธ์ที่กระทำต่อวัตถุเป็นศูนย์ ข้อใดจะไม่เกิดขึ้น</w:t>
       </w:r>
     </w:p>
     <w:p>
@@ -1024,7 +1186,7 @@
         <w:drawing>
           <wp:inline xmlns:a="http://schemas.openxmlformats.org/drawingml/2006/main" xmlns:pic="http://schemas.openxmlformats.org/drawingml/2006/picture">
             <wp:extent cx="1828800" cy="1359877"/>
-            <wp:docPr id="6" name="Picture 6"/>
+            <wp:docPr id="9" name="Picture 9"/>
             <wp:cNvGraphicFramePr>
               <a:graphicFrameLocks noChangeAspect="1"/>
             </wp:cNvGraphicFramePr>
@@ -1032,179 +1194,7 @@
               <a:graphicData uri="http://schemas.openxmlformats.org/drawingml/2006/picture">
                 <pic:pic>
                   <pic:nvPicPr>
-                    <pic:cNvPr id="0" name="physics_img_q1_l08_019.png"/>
-                    <pic:cNvPicPr/>
-                  </pic:nvPicPr>
-                  <pic:blipFill>
-                    <a:blip r:embed="rId11"/>
-                    <a:stretch>
-                      <a:fillRect/>
-                    </a:stretch>
-                  </pic:blipFill>
-                  <pic:spPr>
-                    <a:xfrm>
-                      <a:off x="0" y="0"/>
-                      <a:ext cx="1828800" cy="1359877"/>
-                    </a:xfrm>
-                    <a:prstGeom prst="rect"/>
-                  </pic:spPr>
-                </pic:pic>
-              </a:graphicData>
-            </a:graphic>
-          </wp:inline>
-        </w:drawing>
-      </w:r>
-    </w:p>
-    <w:p/>
-    <w:p>
-      <w:pPr>
-        <w:pStyle w:val="ListBullet"/>
-        <w:ind w:left="720"/>
-      </w:pPr>
-      <w:r>
-        <w:t xml:space="preserve">    ก</w:t>
-      </w:r>
-    </w:p>
-    <w:p>
-      <w:pPr>
-        <w:pStyle w:val="ListBullet"/>
-        <w:ind w:left="720"/>
-      </w:pPr>
-      <w:r>
-        <w:t xml:space="preserve">    ข</w:t>
-      </w:r>
-    </w:p>
-    <w:p>
-      <w:pPr>
-        <w:pStyle w:val="ListBullet"/>
-        <w:ind w:left="720"/>
-      </w:pPr>
-      <w:r>
-        <w:t xml:space="preserve">    ค</w:t>
-      </w:r>
-    </w:p>
-    <w:p>
-      <w:pPr>
-        <w:pStyle w:val="ListBullet"/>
-        <w:ind w:left="720"/>
-      </w:pPr>
-      <w:r>
-        <w:t xml:space="preserve">    ง</w:t>
-      </w:r>
-    </w:p>
-    <w:p/>
-    <w:p>
-      <w:r>
-        <w:rPr>
-          <w:sz w:val="24"/>
-        </w:rPr>
-        <w:t>ข้อ p1_l08_020: วัตถุ A มวล 2 kg วิ่งด้วยความเร็ว 5 m/s ชนกับ B มวล 3 kg ที่วิ่งด้วยความเร็ว 2 m/s ในทิศตรงข้าม แบบไม่ยืดหยุ่น ความเร็วหลังชนเป็นเท่าใด</w:t>
-      </w:r>
-    </w:p>
-    <w:p>
-      <w:pPr>
-        <w:pStyle w:val="ListBullet"/>
-        <w:ind w:left="720"/>
-      </w:pPr>
-      <w:r>
-        <w:t xml:space="preserve">    ก</w:t>
-      </w:r>
-    </w:p>
-    <w:p>
-      <w:pPr>
-        <w:pStyle w:val="ListBullet"/>
-        <w:ind w:left="720"/>
-      </w:pPr>
-      <w:r>
-        <w:t xml:space="preserve">    ข</w:t>
-      </w:r>
-    </w:p>
-    <w:p>
-      <w:pPr>
-        <w:pStyle w:val="ListBullet"/>
-        <w:ind w:left="720"/>
-      </w:pPr>
-      <w:r>
-        <w:t xml:space="preserve">    ค</w:t>
-      </w:r>
-    </w:p>
-    <w:p>
-      <w:pPr>
-        <w:pStyle w:val="ListBullet"/>
-        <w:ind w:left="720"/>
-      </w:pPr>
-      <w:r>
-        <w:t xml:space="preserve">    ง</w:t>
-      </w:r>
-    </w:p>
-    <w:p/>
-    <w:p>
-      <w:r>
-        <w:rPr>
-          <w:sz w:val="24"/>
-        </w:rPr>
-        <w:t>ข้อ p1_l08_021: ในการชนแบบยืดหยุ่น ถ้าวัตถุเบามากๆ (m₂ &gt;&gt; m₁) วิ่งเข้าชนวัตถุเบามากๆ ที่อยู่กับที่ วัตถุเบาจะเคลื่อนที่ออกไปด้วยความเร็วประมาณเท่าใด</w:t>
-      </w:r>
-    </w:p>
-    <w:p>
-      <w:pPr>
-        <w:pStyle w:val="ListBullet"/>
-        <w:ind w:left="720"/>
-      </w:pPr>
-      <w:r>
-        <w:t xml:space="preserve">    ก</w:t>
-      </w:r>
-    </w:p>
-    <w:p>
-      <w:pPr>
-        <w:pStyle w:val="ListBullet"/>
-        <w:ind w:left="720"/>
-      </w:pPr>
-      <w:r>
-        <w:t xml:space="preserve">    ข</w:t>
-      </w:r>
-    </w:p>
-    <w:p>
-      <w:pPr>
-        <w:pStyle w:val="ListBullet"/>
-        <w:ind w:left="720"/>
-      </w:pPr>
-      <w:r>
-        <w:t xml:space="preserve">    ค</w:t>
-      </w:r>
-    </w:p>
-    <w:p>
-      <w:pPr>
-        <w:pStyle w:val="ListBullet"/>
-        <w:ind w:left="720"/>
-      </w:pPr>
-      <w:r>
-        <w:t xml:space="preserve">    ง</w:t>
-      </w:r>
-    </w:p>
-    <w:p/>
-    <w:p>
-      <w:r>
-        <w:rPr>
-          <w:sz w:val="24"/>
-        </w:rPr>
-        <w:t>ข้อ p1_l08_022: ถ้าแรงลัพธ์ที่กระทำต่อวัตถุเป็นศูนย์ ข้อใดจะไม่เกิดขึ้น</w:t>
-      </w:r>
-    </w:p>
-    <w:p>
-      <w:r>
-        <w:drawing>
-          <wp:inline xmlns:a="http://schemas.openxmlformats.org/drawingml/2006/main" xmlns:pic="http://schemas.openxmlformats.org/drawingml/2006/picture">
-            <wp:extent cx="1828800" cy="1359877"/>
-            <wp:docPr id="7" name="Picture 7"/>
-            <wp:cNvGraphicFramePr>
-              <a:graphicFrameLocks noChangeAspect="1"/>
-            </wp:cNvGraphicFramePr>
-            <a:graphic>
-              <a:graphicData uri="http://schemas.openxmlformats.org/drawingml/2006/picture">
-                <pic:pic>
-                  <pic:nvPicPr>
-                    <pic:cNvPr id="0" name="physics_img_q1_l08_002.png"/>
+                    <pic:cNvPr id="0" name="physics_img_2.png"/>
                     <pic:cNvPicPr/>
                   </pic:nvPicPr>
                   <pic:blipFill>
@@ -1230,38 +1220,34 @@
     <w:p/>
     <w:p>
       <w:pPr>
-        <w:pStyle w:val="ListBullet"/>
         <w:ind w:left="720"/>
       </w:pPr>
       <w:r>
-        <w:t xml:space="preserve">    ก</w:t>
+        <w:t xml:space="preserve">    1. ก</w:t>
       </w:r>
     </w:p>
     <w:p>
       <w:pPr>
-        <w:pStyle w:val="ListBullet"/>
         <w:ind w:left="720"/>
       </w:pPr>
       <w:r>
-        <w:t xml:space="preserve">    ข</w:t>
+        <w:t xml:space="preserve">    2. ข</w:t>
       </w:r>
     </w:p>
     <w:p>
       <w:pPr>
-        <w:pStyle w:val="ListBullet"/>
         <w:ind w:left="720"/>
       </w:pPr>
       <w:r>
-        <w:t xml:space="preserve">    ค</w:t>
+        <w:t xml:space="preserve">    3. ค</w:t>
       </w:r>
     </w:p>
     <w:p>
       <w:pPr>
-        <w:pStyle w:val="ListBullet"/>
         <w:ind w:left="720"/>
       </w:pPr>
       <w:r>
-        <w:t xml:space="preserve">    ง</w:t>
+        <w:t xml:space="preserve">    4. ง</w:t>
       </w:r>
     </w:p>
     <w:p/>
@@ -1270,80 +1256,39 @@
         <w:rPr>
           <w:sz w:val="24"/>
         </w:rPr>
-        <w:t>ข้อ p1_l08_023: เรือลำหนึ่งมวล 200 kg ลอยนิ่งบนน้ำ นักว่ายน้ำมวล 60 kg กระโดดออกจากเรือด้วยความเร็ว 4 m/s ความเร็วของเรือเป็นเท่าใด</w:t>
-      </w:r>
-    </w:p>
-    <w:p>
-      <w:r>
-        <w:drawing>
-          <wp:inline xmlns:a="http://schemas.openxmlformats.org/drawingml/2006/main" xmlns:pic="http://schemas.openxmlformats.org/drawingml/2006/picture">
-            <wp:extent cx="1828800" cy="1359877"/>
-            <wp:docPr id="8" name="Picture 8"/>
-            <wp:cNvGraphicFramePr>
-              <a:graphicFrameLocks noChangeAspect="1"/>
-            </wp:cNvGraphicFramePr>
-            <a:graphic>
-              <a:graphicData uri="http://schemas.openxmlformats.org/drawingml/2006/picture">
-                <pic:pic>
-                  <pic:nvPicPr>
-                    <pic:cNvPr id="0" name="physics_img_q1_l08_023.png"/>
-                    <pic:cNvPicPr/>
-                  </pic:nvPicPr>
-                  <pic:blipFill>
-                    <a:blip r:embed="rId12"/>
-                    <a:stretch>
-                      <a:fillRect/>
-                    </a:stretch>
-                  </pic:blipFill>
-                  <pic:spPr>
-                    <a:xfrm>
-                      <a:off x="0" y="0"/>
-                      <a:ext cx="1828800" cy="1359877"/>
-                    </a:xfrm>
-                    <a:prstGeom prst="rect"/>
-                  </pic:spPr>
-                </pic:pic>
-              </a:graphicData>
-            </a:graphic>
-          </wp:inline>
-        </w:drawing>
-      </w:r>
-    </w:p>
-    <w:p/>
-    <w:p>
-      <w:pPr>
-        <w:pStyle w:val="ListBullet"/>
-        <w:ind w:left="720"/>
-      </w:pPr>
-      <w:r>
-        <w:t xml:space="preserve">    ก</w:t>
+        <w:t>23. เรือลำหนึ่งมวล 200 kg ลอยนิ่งบนน้ำ นักว่ายน้ำมวล 60 kg กระโดดออกจากเรือด้วยความเร็ว 4 m/s ความเร็วของเรือเป็นเท่าใด</w:t>
       </w:r>
     </w:p>
     <w:p>
       <w:pPr>
-        <w:pStyle w:val="ListBullet"/>
         <w:ind w:left="720"/>
       </w:pPr>
       <w:r>
-        <w:t xml:space="preserve">    ข</w:t>
+        <w:t xml:space="preserve">    1. ก</w:t>
       </w:r>
     </w:p>
     <w:p>
       <w:pPr>
-        <w:pStyle w:val="ListBullet"/>
         <w:ind w:left="720"/>
       </w:pPr>
       <w:r>
-        <w:t xml:space="preserve">    ค</w:t>
+        <w:t xml:space="preserve">    2. ข</w:t>
       </w:r>
     </w:p>
     <w:p>
       <w:pPr>
-        <w:pStyle w:val="ListBullet"/>
         <w:ind w:left="720"/>
       </w:pPr>
       <w:r>
-        <w:t xml:space="preserve">    ง</w:t>
+        <w:t xml:space="preserve">    3. ค</w:t>
+      </w:r>
+    </w:p>
+    <w:p>
+      <w:pPr>
+        <w:ind w:left="720"/>
+      </w:pPr>
+      <w:r>
+        <w:t xml:space="preserve">    4. ง</w:t>
       </w:r>
     </w:p>
     <w:p/>
@@ -1352,43 +1297,39 @@
         <w:rPr>
           <w:sz w:val="24"/>
         </w:rPr>
-        <w:t>ข้อ p1_l08_024: ลูกบอลมวล 0.4 kg กระทบผนังด้วยมุม 60° และสะท้อนออกด้วยมุม 60° ด้วยขนาดความเร็วเท่าเดิม ความเร็วก่อนชน = 10 m/s impulse มีค่าเท่าใด</w:t>
+        <w:t>24. ลูกบอลมวล 0.4 kg กระทบผนังด้วยมุม 60° และสะท้อนออกด้วยมุม 60° ด้วยขนาดความเร็วเท่าเดิม ความเร็วก่อนชน = 10 m/s impulse มีค่าเท่าใด</w:t>
       </w:r>
     </w:p>
     <w:p>
       <w:pPr>
-        <w:pStyle w:val="ListBullet"/>
         <w:ind w:left="720"/>
       </w:pPr>
       <w:r>
-        <w:t xml:space="preserve">    ก</w:t>
+        <w:t xml:space="preserve">    1. ก</w:t>
       </w:r>
     </w:p>
     <w:p>
       <w:pPr>
-        <w:pStyle w:val="ListBullet"/>
         <w:ind w:left="720"/>
       </w:pPr>
       <w:r>
-        <w:t xml:space="preserve">    ข</w:t>
+        <w:t xml:space="preserve">    2. ข</w:t>
       </w:r>
     </w:p>
     <w:p>
       <w:pPr>
-        <w:pStyle w:val="ListBullet"/>
         <w:ind w:left="720"/>
       </w:pPr>
       <w:r>
-        <w:t xml:space="preserve">    ค</w:t>
+        <w:t xml:space="preserve">    3. ค</w:t>
       </w:r>
     </w:p>
     <w:p>
       <w:pPr>
-        <w:pStyle w:val="ListBullet"/>
         <w:ind w:left="720"/>
       </w:pPr>
       <w:r>
-        <w:t xml:space="preserve">    ง</w:t>
+        <w:t xml:space="preserve">    4. ง</w:t>
       </w:r>
     </w:p>
     <w:p/>
@@ -1397,43 +1338,39 @@
         <w:rPr>
           <w:sz w:val="24"/>
         </w:rPr>
-        <w:t>ข้อ p1_l08_025: ลูกกอล์ฟมวล 0.05 kg วิ่งด้วยความเร็ว 40 m/s ชนเข้ากับไม้กอล์ฟแล้วอยู่ติดกับไม้ ถ้ามวลของไม้กอล์ฟ 0.95 kg และแรงเฉลี่ยที่ไม้กระทำ = 2000 N จะใช้เวลาชนนานเท่าใด</w:t>
+        <w:t>25. ลูกกอล์ฟมวล 0.05 kg วิ่งด้วยความเร็ว 40 m/s ชนเข้ากับไม้กอล์ฟแล้วอยู่ติดกับไม้ ถ้ามวลของไม้กอล์ฟ 0.95 kg และแรงเฉลี่ยที่ไม้กระทำ = 2000 N จะใช้เวลาชนนานเท่าใด</w:t>
       </w:r>
     </w:p>
     <w:p>
       <w:pPr>
-        <w:pStyle w:val="ListBullet"/>
         <w:ind w:left="720"/>
       </w:pPr>
       <w:r>
-        <w:t xml:space="preserve">    ก</w:t>
+        <w:t xml:space="preserve">    1. ก</w:t>
       </w:r>
     </w:p>
     <w:p>
       <w:pPr>
-        <w:pStyle w:val="ListBullet"/>
         <w:ind w:left="720"/>
       </w:pPr>
       <w:r>
-        <w:t xml:space="preserve">    ข</w:t>
+        <w:t xml:space="preserve">    2. ข</w:t>
       </w:r>
     </w:p>
     <w:p>
       <w:pPr>
-        <w:pStyle w:val="ListBullet"/>
         <w:ind w:left="720"/>
       </w:pPr>
       <w:r>
-        <w:t xml:space="preserve">    ค</w:t>
+        <w:t xml:space="preserve">    3. ค</w:t>
       </w:r>
     </w:p>
     <w:p>
       <w:pPr>
-        <w:pStyle w:val="ListBullet"/>
         <w:ind w:left="720"/>
       </w:pPr>
       <w:r>
-        <w:t xml:space="preserve">    ง</w:t>
+        <w:t xml:space="preserve">    4. ง</w:t>
       </w:r>
     </w:p>
     <w:p/>

--- a/physics_course/word/lesson08.docx
+++ b/physics_course/word/lesson08.docx
@@ -65,43 +65,6 @@
         <w:t>2. วัตถุมวล 5 kg มีโมเมนตัม 20 kg·m/s วัตถุเคลื่อนที่ด้วยความเร็วเท่าใด</w:t>
       </w:r>
     </w:p>
-    <w:p>
-      <w:r>
-        <w:drawing>
-          <wp:inline xmlns:a="http://schemas.openxmlformats.org/drawingml/2006/main" xmlns:pic="http://schemas.openxmlformats.org/drawingml/2006/picture">
-            <wp:extent cx="1828800" cy="1359877"/>
-            <wp:docPr id="1" name="Picture 1"/>
-            <wp:cNvGraphicFramePr>
-              <a:graphicFrameLocks noChangeAspect="1"/>
-            </wp:cNvGraphicFramePr>
-            <a:graphic>
-              <a:graphicData uri="http://schemas.openxmlformats.org/drawingml/2006/picture">
-                <pic:pic>
-                  <pic:nvPicPr>
-                    <pic:cNvPr id="0" name="physics_img_2.png"/>
-                    <pic:cNvPicPr/>
-                  </pic:nvPicPr>
-                  <pic:blipFill>
-                    <a:blip r:embed="rId9"/>
-                    <a:stretch>
-                      <a:fillRect/>
-                    </a:stretch>
-                  </pic:blipFill>
-                  <pic:spPr>
-                    <a:xfrm>
-                      <a:off x="0" y="0"/>
-                      <a:ext cx="1828800" cy="1359877"/>
-                    </a:xfrm>
-                    <a:prstGeom prst="rect"/>
-                  </pic:spPr>
-                </pic:pic>
-              </a:graphicData>
-            </a:graphic>
-          </wp:inline>
-        </w:drawing>
-      </w:r>
-    </w:p>
-    <w:p/>
     <w:p>
       <w:pPr>
         <w:ind w:left="720"/>
@@ -184,43 +147,6 @@
         <w:t>4. วัตถุ A มวล 3 kg วิ่งด้วยความเร็ว 4 m/s ชนกับวัตถุ B มวล 2 kg ที่อยู่กับที่ แบบยืดหยุ่น วัตถุ B จะมีความเร็วหลังชนเท่าใด</w:t>
       </w:r>
     </w:p>
-    <w:p>
-      <w:r>
-        <w:drawing>
-          <wp:inline xmlns:a="http://schemas.openxmlformats.org/drawingml/2006/main" xmlns:pic="http://schemas.openxmlformats.org/drawingml/2006/picture">
-            <wp:extent cx="1828800" cy="1359877"/>
-            <wp:docPr id="2" name="Picture 2"/>
-            <wp:cNvGraphicFramePr>
-              <a:graphicFrameLocks noChangeAspect="1"/>
-            </wp:cNvGraphicFramePr>
-            <a:graphic>
-              <a:graphicData uri="http://schemas.openxmlformats.org/drawingml/2006/picture">
-                <pic:pic>
-                  <pic:nvPicPr>
-                    <pic:cNvPr id="0" name="physics_img_4.png"/>
-                    <pic:cNvPicPr/>
-                  </pic:nvPicPr>
-                  <pic:blipFill>
-                    <a:blip r:embed="rId10"/>
-                    <a:stretch>
-                      <a:fillRect/>
-                    </a:stretch>
-                  </pic:blipFill>
-                  <pic:spPr>
-                    <a:xfrm>
-                      <a:off x="0" y="0"/>
-                      <a:ext cx="1828800" cy="1359877"/>
-                    </a:xfrm>
-                    <a:prstGeom prst="rect"/>
-                  </pic:spPr>
-                </pic:pic>
-              </a:graphicData>
-            </a:graphic>
-          </wp:inline>
-        </w:drawing>
-      </w:r>
-    </w:p>
-    <w:p/>
     <w:p>
       <w:pPr>
         <w:ind w:left="720"/>
@@ -386,43 +312,6 @@
       </w:r>
     </w:p>
     <w:p>
-      <w:r>
-        <w:drawing>
-          <wp:inline xmlns:a="http://schemas.openxmlformats.org/drawingml/2006/main" xmlns:pic="http://schemas.openxmlformats.org/drawingml/2006/picture">
-            <wp:extent cx="1828800" cy="1359877"/>
-            <wp:docPr id="3" name="Picture 3"/>
-            <wp:cNvGraphicFramePr>
-              <a:graphicFrameLocks noChangeAspect="1"/>
-            </wp:cNvGraphicFramePr>
-            <a:graphic>
-              <a:graphicData uri="http://schemas.openxmlformats.org/drawingml/2006/picture">
-                <pic:pic>
-                  <pic:nvPicPr>
-                    <pic:cNvPr id="0" name="physics_img_2.png"/>
-                    <pic:cNvPicPr/>
-                  </pic:nvPicPr>
-                  <pic:blipFill>
-                    <a:blip r:embed="rId9"/>
-                    <a:stretch>
-                      <a:fillRect/>
-                    </a:stretch>
-                  </pic:blipFill>
-                  <pic:spPr>
-                    <a:xfrm>
-                      <a:off x="0" y="0"/>
-                      <a:ext cx="1828800" cy="1359877"/>
-                    </a:xfrm>
-                    <a:prstGeom prst="rect"/>
-                  </pic:spPr>
-                </pic:pic>
-              </a:graphicData>
-            </a:graphic>
-          </wp:inline>
-        </w:drawing>
-      </w:r>
-    </w:p>
-    <w:p/>
-    <w:p>
       <w:pPr>
         <w:ind w:left="720"/>
       </w:pPr>
@@ -505,43 +394,6 @@
       </w:r>
     </w:p>
     <w:p>
-      <w:r>
-        <w:drawing>
-          <wp:inline xmlns:a="http://schemas.openxmlformats.org/drawingml/2006/main" xmlns:pic="http://schemas.openxmlformats.org/drawingml/2006/picture">
-            <wp:extent cx="1828800" cy="1359877"/>
-            <wp:docPr id="4" name="Picture 4"/>
-            <wp:cNvGraphicFramePr>
-              <a:graphicFrameLocks noChangeAspect="1"/>
-            </wp:cNvGraphicFramePr>
-            <a:graphic>
-              <a:graphicData uri="http://schemas.openxmlformats.org/drawingml/2006/picture">
-                <pic:pic>
-                  <pic:nvPicPr>
-                    <pic:cNvPr id="0" name="physics_img_10.png"/>
-                    <pic:cNvPicPr/>
-                  </pic:nvPicPr>
-                  <pic:blipFill>
-                    <a:blip r:embed="rId11"/>
-                    <a:stretch>
-                      <a:fillRect/>
-                    </a:stretch>
-                  </pic:blipFill>
-                  <pic:spPr>
-                    <a:xfrm>
-                      <a:off x="0" y="0"/>
-                      <a:ext cx="1828800" cy="1359877"/>
-                    </a:xfrm>
-                    <a:prstGeom prst="rect"/>
-                  </pic:spPr>
-                </pic:pic>
-              </a:graphicData>
-            </a:graphic>
-          </wp:inline>
-        </w:drawing>
-      </w:r>
-    </w:p>
-    <w:p/>
-    <w:p>
       <w:pPr>
         <w:ind w:left="720"/>
       </w:pPr>
@@ -583,43 +435,6 @@
       </w:r>
     </w:p>
     <w:p>
-      <w:r>
-        <w:drawing>
-          <wp:inline xmlns:a="http://schemas.openxmlformats.org/drawingml/2006/main" xmlns:pic="http://schemas.openxmlformats.org/drawingml/2006/picture">
-            <wp:extent cx="1828800" cy="1359877"/>
-            <wp:docPr id="5" name="Picture 5"/>
-            <wp:cNvGraphicFramePr>
-              <a:graphicFrameLocks noChangeAspect="1"/>
-            </wp:cNvGraphicFramePr>
-            <a:graphic>
-              <a:graphicData uri="http://schemas.openxmlformats.org/drawingml/2006/picture">
-                <pic:pic>
-                  <pic:nvPicPr>
-                    <pic:cNvPr id="0" name="physics_img_4.png"/>
-                    <pic:cNvPicPr/>
-                  </pic:nvPicPr>
-                  <pic:blipFill>
-                    <a:blip r:embed="rId10"/>
-                    <a:stretch>
-                      <a:fillRect/>
-                    </a:stretch>
-                  </pic:blipFill>
-                  <pic:spPr>
-                    <a:xfrm>
-                      <a:off x="0" y="0"/>
-                      <a:ext cx="1828800" cy="1359877"/>
-                    </a:xfrm>
-                    <a:prstGeom prst="rect"/>
-                  </pic:spPr>
-                </pic:pic>
-              </a:graphicData>
-            </a:graphic>
-          </wp:inline>
-        </w:drawing>
-      </w:r>
-    </w:p>
-    <w:p/>
-    <w:p>
       <w:pPr>
         <w:ind w:left="720"/>
       </w:pPr>
@@ -660,43 +475,6 @@
         <w:t>12. ในการชนแบบยืดหยุ่น ข้อใดต่อไปนี้ถูกต้อง</w:t>
       </w:r>
     </w:p>
-    <w:p>
-      <w:r>
-        <w:drawing>
-          <wp:inline xmlns:a="http://schemas.openxmlformats.org/drawingml/2006/main" xmlns:pic="http://schemas.openxmlformats.org/drawingml/2006/picture">
-            <wp:extent cx="1828800" cy="1359877"/>
-            <wp:docPr id="6" name="Picture 6"/>
-            <wp:cNvGraphicFramePr>
-              <a:graphicFrameLocks noChangeAspect="1"/>
-            </wp:cNvGraphicFramePr>
-            <a:graphic>
-              <a:graphicData uri="http://schemas.openxmlformats.org/drawingml/2006/picture">
-                <pic:pic>
-                  <pic:nvPicPr>
-                    <pic:cNvPr id="0" name="physics_img_4.png"/>
-                    <pic:cNvPicPr/>
-                  </pic:nvPicPr>
-                  <pic:blipFill>
-                    <a:blip r:embed="rId10"/>
-                    <a:stretch>
-                      <a:fillRect/>
-                    </a:stretch>
-                  </pic:blipFill>
-                  <pic:spPr>
-                    <a:xfrm>
-                      <a:off x="0" y="0"/>
-                      <a:ext cx="1828800" cy="1359877"/>
-                    </a:xfrm>
-                    <a:prstGeom prst="rect"/>
-                  </pic:spPr>
-                </pic:pic>
-              </a:graphicData>
-            </a:graphic>
-          </wp:inline>
-        </w:drawing>
-      </w:r>
-    </w:p>
-    <w:p/>
     <w:p>
       <w:pPr>
         <w:ind w:left="720"/>
@@ -944,43 +722,6 @@
       </w:r>
     </w:p>
     <w:p>
-      <w:r>
-        <w:drawing>
-          <wp:inline xmlns:a="http://schemas.openxmlformats.org/drawingml/2006/main" xmlns:pic="http://schemas.openxmlformats.org/drawingml/2006/picture">
-            <wp:extent cx="1828800" cy="1359877"/>
-            <wp:docPr id="7" name="Picture 7"/>
-            <wp:cNvGraphicFramePr>
-              <a:graphicFrameLocks noChangeAspect="1"/>
-            </wp:cNvGraphicFramePr>
-            <a:graphic>
-              <a:graphicData uri="http://schemas.openxmlformats.org/drawingml/2006/picture">
-                <pic:pic>
-                  <pic:nvPicPr>
-                    <pic:cNvPr id="0" name="physics_img_18.png"/>
-                    <pic:cNvPicPr/>
-                  </pic:nvPicPr>
-                  <pic:blipFill>
-                    <a:blip r:embed="rId12"/>
-                    <a:stretch>
-                      <a:fillRect/>
-                    </a:stretch>
-                  </pic:blipFill>
-                  <pic:spPr>
-                    <a:xfrm>
-                      <a:off x="0" y="0"/>
-                      <a:ext cx="1828800" cy="1359877"/>
-                    </a:xfrm>
-                    <a:prstGeom prst="rect"/>
-                  </pic:spPr>
-                </pic:pic>
-              </a:graphicData>
-            </a:graphic>
-          </wp:inline>
-        </w:drawing>
-      </w:r>
-    </w:p>
-    <w:p/>
-    <w:p>
       <w:pPr>
         <w:ind w:left="720"/>
       </w:pPr>
@@ -1063,43 +804,6 @@
       </w:r>
     </w:p>
     <w:p>
-      <w:r>
-        <w:drawing>
-          <wp:inline xmlns:a="http://schemas.openxmlformats.org/drawingml/2006/main" xmlns:pic="http://schemas.openxmlformats.org/drawingml/2006/picture">
-            <wp:extent cx="1828800" cy="1359877"/>
-            <wp:docPr id="8" name="Picture 8"/>
-            <wp:cNvGraphicFramePr>
-              <a:graphicFrameLocks noChangeAspect="1"/>
-            </wp:cNvGraphicFramePr>
-            <a:graphic>
-              <a:graphicData uri="http://schemas.openxmlformats.org/drawingml/2006/picture">
-                <pic:pic>
-                  <pic:nvPicPr>
-                    <pic:cNvPr id="0" name="physics_img_4.png"/>
-                    <pic:cNvPicPr/>
-                  </pic:nvPicPr>
-                  <pic:blipFill>
-                    <a:blip r:embed="rId10"/>
-                    <a:stretch>
-                      <a:fillRect/>
-                    </a:stretch>
-                  </pic:blipFill>
-                  <pic:spPr>
-                    <a:xfrm>
-                      <a:off x="0" y="0"/>
-                      <a:ext cx="1828800" cy="1359877"/>
-                    </a:xfrm>
-                    <a:prstGeom prst="rect"/>
-                  </pic:spPr>
-                </pic:pic>
-              </a:graphicData>
-            </a:graphic>
-          </wp:inline>
-        </w:drawing>
-      </w:r>
-    </w:p>
-    <w:p/>
-    <w:p>
       <w:pPr>
         <w:ind w:left="720"/>
       </w:pPr>
@@ -1181,43 +885,6 @@
         <w:t>22. ถ้าแรงลัพธ์ที่กระทำต่อวัตถุเป็นศูนย์ ข้อใดจะไม่เกิดขึ้น</w:t>
       </w:r>
     </w:p>
-    <w:p>
-      <w:r>
-        <w:drawing>
-          <wp:inline xmlns:a="http://schemas.openxmlformats.org/drawingml/2006/main" xmlns:pic="http://schemas.openxmlformats.org/drawingml/2006/picture">
-            <wp:extent cx="1828800" cy="1359877"/>
-            <wp:docPr id="9" name="Picture 9"/>
-            <wp:cNvGraphicFramePr>
-              <a:graphicFrameLocks noChangeAspect="1"/>
-            </wp:cNvGraphicFramePr>
-            <a:graphic>
-              <a:graphicData uri="http://schemas.openxmlformats.org/drawingml/2006/picture">
-                <pic:pic>
-                  <pic:nvPicPr>
-                    <pic:cNvPr id="0" name="physics_img_2.png"/>
-                    <pic:cNvPicPr/>
-                  </pic:nvPicPr>
-                  <pic:blipFill>
-                    <a:blip r:embed="rId9"/>
-                    <a:stretch>
-                      <a:fillRect/>
-                    </a:stretch>
-                  </pic:blipFill>
-                  <pic:spPr>
-                    <a:xfrm>
-                      <a:off x="0" y="0"/>
-                      <a:ext cx="1828800" cy="1359877"/>
-                    </a:xfrm>
-                    <a:prstGeom prst="rect"/>
-                  </pic:spPr>
-                </pic:pic>
-              </a:graphicData>
-            </a:graphic>
-          </wp:inline>
-        </w:drawing>
-      </w:r>
-    </w:p>
-    <w:p/>
     <w:p>
       <w:pPr>
         <w:ind w:left="720"/>
